--- a/webapp/static/toolkit_documents/Fillable_TRUST_Matrix.docx
+++ b/webapp/static/toolkit_documents/Fillable_TRUST_Matrix.docx
@@ -634,18 +634,43 @@
           </w:tcPr>
           <w:p>
             <w:pPr>
-              <w:numPr>
-                <w:ilvl w:val="0"/>
-                <w:numId w:val="4"/>
-              </w:numPr>
-              <w:spacing w:line="276" w:lineRule="auto"/>
-              <w:ind w:left="720" w:hanging="360"/>
-              <w:rPr>
-                <w:rFonts w:ascii="Times New Roman" w:cs="Times New Roman" w:eastAsia="Times New Roman" w:hAnsi="Times New Roman"/>
-                <w:sz w:val="20"/>
-                <w:szCs w:val="20"/>
-              </w:rPr>
-            </w:pPr>
+              <w:spacing w:line="276" w:lineRule="auto"/>
+              <w:ind w:left="720" w:hanging="720"/>
+              <w:rPr>
+                <w:rFonts w:ascii="Times New Roman" w:cs="Times New Roman" w:eastAsia="Times New Roman" w:hAnsi="Times New Roman"/>
+                <w:sz w:val="20"/>
+                <w:szCs w:val="20"/>
+              </w:rPr>
+            </w:pPr>
+            <w:sdt>
+              <w:sdtPr>
+                <w14:checkbox>
+                  <w14:checked w14:val="0"/>
+                  <w14:checkedState w14:val="2612" w14:font="MS Gothic"/>
+                  <w14:uncheckedState w14:val="2610" w14:font="MS Gothic"/>
+                </w14:checkbox>
+              </w:sdtPr>
+              <w:sdtContent>
+                <w:r>
+                  <w:rPr>
+                    <w:rFonts w:ascii="MS Gothic" w:cs="MS Gothic" w:eastAsia="MS Gothic" w:hAnsi="MS Gothic"/>
+                    <w:sz w:val="20"/>
+                    <w:szCs w:val="20"/>
+                    <w:rtl w:val="0"/>
+                  </w:rPr>
+                  <w:t>☐</w:t>
+                </w:r>
+              </w:sdtContent>
+            </w:sdt>
+            <w:r>
+              <w:rPr>
+                <w:rFonts w:ascii="Times New Roman" w:cs="Times New Roman" w:eastAsia="Times New Roman" w:hAnsi="Times New Roman"/>
+                <w:sz w:val="20"/>
+                <w:szCs w:val="20"/>
+                <w:rtl w:val="0"/>
+              </w:rPr>
+              <w:tab/>
+            </w:r>
             <w:r>
               <w:rPr>
                 <w:rFonts w:ascii="Times New Roman" w:cs="Times New Roman" w:eastAsia="Times New Roman" w:hAnsi="Times New Roman"/>
@@ -669,18 +694,43 @@
           </w:tcPr>
           <w:p>
             <w:pPr>
-              <w:numPr>
-                <w:ilvl w:val="0"/>
-                <w:numId w:val="4"/>
-              </w:numPr>
-              <w:spacing w:line="276" w:lineRule="auto"/>
-              <w:ind w:left="720" w:hanging="360"/>
-              <w:rPr>
-                <w:rFonts w:ascii="Times New Roman" w:cs="Times New Roman" w:eastAsia="Times New Roman" w:hAnsi="Times New Roman"/>
-                <w:sz w:val="20"/>
-                <w:szCs w:val="20"/>
-              </w:rPr>
-            </w:pPr>
+              <w:spacing w:line="276" w:lineRule="auto"/>
+              <w:ind w:left="720" w:hanging="720"/>
+              <w:rPr>
+                <w:rFonts w:ascii="Times New Roman" w:cs="Times New Roman" w:eastAsia="Times New Roman" w:hAnsi="Times New Roman"/>
+                <w:sz w:val="20"/>
+                <w:szCs w:val="20"/>
+              </w:rPr>
+            </w:pPr>
+            <w:sdt>
+              <w:sdtPr>
+                <w14:checkbox>
+                  <w14:checked w14:val="0"/>
+                  <w14:checkedState w14:val="2612" w14:font="MS Gothic"/>
+                  <w14:uncheckedState w14:val="2610" w14:font="MS Gothic"/>
+                </w14:checkbox>
+              </w:sdtPr>
+              <w:sdtContent>
+                <w:r>
+                  <w:rPr>
+                    <w:rFonts w:ascii="MS Gothic" w:cs="MS Gothic" w:eastAsia="MS Gothic" w:hAnsi="MS Gothic"/>
+                    <w:sz w:val="20"/>
+                    <w:szCs w:val="20"/>
+                    <w:rtl w:val="0"/>
+                  </w:rPr>
+                  <w:t>☐</w:t>
+                </w:r>
+              </w:sdtContent>
+            </w:sdt>
+            <w:r>
+              <w:rPr>
+                <w:rFonts w:ascii="Times New Roman" w:cs="Times New Roman" w:eastAsia="Times New Roman" w:hAnsi="Times New Roman"/>
+                <w:sz w:val="20"/>
+                <w:szCs w:val="20"/>
+                <w:rtl w:val="0"/>
+              </w:rPr>
+              <w:tab/>
+            </w:r>
             <w:r>
               <w:rPr>
                 <w:rFonts w:ascii="Times New Roman" w:cs="Times New Roman" w:eastAsia="Times New Roman" w:hAnsi="Times New Roman"/>
@@ -694,13 +744,42 @@
           <w:p>
             <w:pPr>
               <w:spacing w:line="276" w:lineRule="auto"/>
-              <w:ind w:left="720" w:firstLine="0"/>
-              <w:rPr>
-                <w:rFonts w:ascii="Times New Roman" w:cs="Times New Roman" w:eastAsia="Times New Roman" w:hAnsi="Times New Roman"/>
-                <w:sz w:val="20"/>
-                <w:szCs w:val="20"/>
-              </w:rPr>
-            </w:pPr>
+              <w:ind w:left="720" w:firstLine="0" w:hanging="720"/>
+              <w:rPr>
+                <w:rFonts w:ascii="Times New Roman" w:cs="Times New Roman" w:eastAsia="Times New Roman" w:hAnsi="Times New Roman"/>
+                <w:sz w:val="20"/>
+                <w:szCs w:val="20"/>
+              </w:rPr>
+            </w:pPr>
+            <w:sdt>
+              <w:sdtPr>
+                <w14:checkbox>
+                  <w14:checked w14:val="0"/>
+                  <w14:checkedState w14:val="2612" w14:font="MS Gothic"/>
+                  <w14:uncheckedState w14:val="2610" w14:font="MS Gothic"/>
+                </w14:checkbox>
+              </w:sdtPr>
+              <w:sdtContent>
+                <w:r>
+                  <w:rPr>
+                    <w:rFonts w:ascii="MS Gothic" w:cs="MS Gothic" w:eastAsia="MS Gothic" w:hAnsi="MS Gothic"/>
+                    <w:sz w:val="20"/>
+                    <w:szCs w:val="20"/>
+                    <w:rtl w:val="0"/>
+                  </w:rPr>
+                  <w:t>☐</w:t>
+                </w:r>
+              </w:sdtContent>
+            </w:sdt>
+            <w:r>
+              <w:rPr>
+                <w:rFonts w:ascii="Times New Roman" w:cs="Times New Roman" w:eastAsia="Times New Roman" w:hAnsi="Times New Roman"/>
+                <w:sz w:val="20"/>
+                <w:szCs w:val="20"/>
+                <w:rtl w:val="0"/>
+              </w:rPr>
+              <w:tab/>
+            </w:r>
             <w:r>
               <w:rPr>
                 <w:rFonts w:ascii="Times New Roman" w:cs="Times New Roman" w:eastAsia="Times New Roman" w:hAnsi="Times New Roman"/>
@@ -724,18 +803,43 @@
           </w:tcPr>
           <w:p>
             <w:pPr>
-              <w:numPr>
-                <w:ilvl w:val="0"/>
-                <w:numId w:val="4"/>
-              </w:numPr>
-              <w:spacing w:line="276" w:lineRule="auto"/>
-              <w:ind w:left="720" w:hanging="360"/>
-              <w:rPr>
-                <w:rFonts w:ascii="Times New Roman" w:cs="Times New Roman" w:eastAsia="Times New Roman" w:hAnsi="Times New Roman"/>
-                <w:sz w:val="20"/>
-                <w:szCs w:val="20"/>
-              </w:rPr>
-            </w:pPr>
+              <w:spacing w:line="276" w:lineRule="auto"/>
+              <w:ind w:left="720" w:hanging="720"/>
+              <w:rPr>
+                <w:rFonts w:ascii="Times New Roman" w:cs="Times New Roman" w:eastAsia="Times New Roman" w:hAnsi="Times New Roman"/>
+                <w:sz w:val="20"/>
+                <w:szCs w:val="20"/>
+              </w:rPr>
+            </w:pPr>
+            <w:sdt>
+              <w:sdtPr>
+                <w14:checkbox>
+                  <w14:checked w14:val="0"/>
+                  <w14:checkedState w14:val="2612" w14:font="MS Gothic"/>
+                  <w14:uncheckedState w14:val="2610" w14:font="MS Gothic"/>
+                </w14:checkbox>
+              </w:sdtPr>
+              <w:sdtContent>
+                <w:r>
+                  <w:rPr>
+                    <w:rFonts w:ascii="MS Gothic" w:cs="MS Gothic" w:eastAsia="MS Gothic" w:hAnsi="MS Gothic"/>
+                    <w:sz w:val="20"/>
+                    <w:szCs w:val="20"/>
+                    <w:rtl w:val="0"/>
+                  </w:rPr>
+                  <w:t>☐</w:t>
+                </w:r>
+              </w:sdtContent>
+            </w:sdt>
+            <w:r>
+              <w:rPr>
+                <w:rFonts w:ascii="Times New Roman" w:cs="Times New Roman" w:eastAsia="Times New Roman" w:hAnsi="Times New Roman"/>
+                <w:sz w:val="20"/>
+                <w:szCs w:val="20"/>
+                <w:rtl w:val="0"/>
+              </w:rPr>
+              <w:tab/>
+            </w:r>
             <w:r>
               <w:rPr>
                 <w:rFonts w:ascii="Times New Roman" w:cs="Times New Roman" w:eastAsia="Times New Roman" w:hAnsi="Times New Roman"/>
@@ -759,18 +863,43 @@
           </w:tcPr>
           <w:p>
             <w:pPr>
-              <w:numPr>
-                <w:ilvl w:val="0"/>
-                <w:numId w:val="4"/>
-              </w:numPr>
-              <w:spacing w:line="276" w:lineRule="auto"/>
-              <w:ind w:left="720" w:hanging="360"/>
-              <w:rPr>
-                <w:rFonts w:ascii="Times New Roman" w:cs="Times New Roman" w:eastAsia="Times New Roman" w:hAnsi="Times New Roman"/>
-                <w:sz w:val="20"/>
-                <w:szCs w:val="20"/>
-              </w:rPr>
-            </w:pPr>
+              <w:spacing w:line="276" w:lineRule="auto"/>
+              <w:ind w:left="720" w:hanging="720"/>
+              <w:rPr>
+                <w:rFonts w:ascii="Times New Roman" w:cs="Times New Roman" w:eastAsia="Times New Roman" w:hAnsi="Times New Roman"/>
+                <w:sz w:val="20"/>
+                <w:szCs w:val="20"/>
+              </w:rPr>
+            </w:pPr>
+            <w:sdt>
+              <w:sdtPr>
+                <w14:checkbox>
+                  <w14:checked w14:val="0"/>
+                  <w14:checkedState w14:val="2612" w14:font="MS Gothic"/>
+                  <w14:uncheckedState w14:val="2610" w14:font="MS Gothic"/>
+                </w14:checkbox>
+              </w:sdtPr>
+              <w:sdtContent>
+                <w:r>
+                  <w:rPr>
+                    <w:rFonts w:ascii="MS Gothic" w:cs="MS Gothic" w:eastAsia="MS Gothic" w:hAnsi="MS Gothic"/>
+                    <w:sz w:val="20"/>
+                    <w:szCs w:val="20"/>
+                    <w:rtl w:val="0"/>
+                  </w:rPr>
+                  <w:t>☐</w:t>
+                </w:r>
+              </w:sdtContent>
+            </w:sdt>
+            <w:r>
+              <w:rPr>
+                <w:rFonts w:ascii="Times New Roman" w:cs="Times New Roman" w:eastAsia="Times New Roman" w:hAnsi="Times New Roman"/>
+                <w:sz w:val="20"/>
+                <w:szCs w:val="20"/>
+                <w:rtl w:val="0"/>
+              </w:rPr>
+              <w:tab/>
+            </w:r>
             <w:r>
               <w:rPr>
                 <w:rFonts w:ascii="Times New Roman" w:cs="Times New Roman" w:eastAsia="Times New Roman" w:hAnsi="Times New Roman"/>
@@ -784,13 +913,42 @@
           <w:p>
             <w:pPr>
               <w:spacing w:line="276" w:lineRule="auto"/>
-              <w:ind w:left="720" w:firstLine="0"/>
-              <w:rPr>
-                <w:rFonts w:ascii="Times New Roman" w:cs="Times New Roman" w:eastAsia="Times New Roman" w:hAnsi="Times New Roman"/>
-                <w:sz w:val="20"/>
-                <w:szCs w:val="20"/>
-              </w:rPr>
-            </w:pPr>
+              <w:ind w:left="720" w:firstLine="0" w:hanging="720"/>
+              <w:rPr>
+                <w:rFonts w:ascii="Times New Roman" w:cs="Times New Roman" w:eastAsia="Times New Roman" w:hAnsi="Times New Roman"/>
+                <w:sz w:val="20"/>
+                <w:szCs w:val="20"/>
+              </w:rPr>
+            </w:pPr>
+            <w:sdt>
+              <w:sdtPr>
+                <w14:checkbox>
+                  <w14:checked w14:val="0"/>
+                  <w14:checkedState w14:val="2612" w14:font="MS Gothic"/>
+                  <w14:uncheckedState w14:val="2610" w14:font="MS Gothic"/>
+                </w14:checkbox>
+              </w:sdtPr>
+              <w:sdtContent>
+                <w:r>
+                  <w:rPr>
+                    <w:rFonts w:ascii="MS Gothic" w:cs="MS Gothic" w:eastAsia="MS Gothic" w:hAnsi="MS Gothic"/>
+                    <w:sz w:val="20"/>
+                    <w:szCs w:val="20"/>
+                    <w:rtl w:val="0"/>
+                  </w:rPr>
+                  <w:t>☐</w:t>
+                </w:r>
+              </w:sdtContent>
+            </w:sdt>
+            <w:r>
+              <w:rPr>
+                <w:rFonts w:ascii="Times New Roman" w:cs="Times New Roman" w:eastAsia="Times New Roman" w:hAnsi="Times New Roman"/>
+                <w:sz w:val="20"/>
+                <w:szCs w:val="20"/>
+                <w:rtl w:val="0"/>
+              </w:rPr>
+              <w:tab/>
+            </w:r>
             <w:r>
               <w:rPr>
                 <w:rFonts w:ascii="Times New Roman" w:cs="Times New Roman" w:eastAsia="Times New Roman" w:hAnsi="Times New Roman"/>
@@ -814,18 +972,43 @@
           </w:tcPr>
           <w:p>
             <w:pPr>
-              <w:numPr>
-                <w:ilvl w:val="0"/>
-                <w:numId w:val="4"/>
-              </w:numPr>
-              <w:spacing w:line="276" w:lineRule="auto"/>
-              <w:ind w:left="720" w:hanging="360"/>
-              <w:rPr>
-                <w:rFonts w:ascii="Times New Roman" w:cs="Times New Roman" w:eastAsia="Times New Roman" w:hAnsi="Times New Roman"/>
-                <w:sz w:val="20"/>
-                <w:szCs w:val="20"/>
-              </w:rPr>
-            </w:pPr>
+              <w:spacing w:line="276" w:lineRule="auto"/>
+              <w:ind w:left="720" w:hanging="720"/>
+              <w:rPr>
+                <w:rFonts w:ascii="Times New Roman" w:cs="Times New Roman" w:eastAsia="Times New Roman" w:hAnsi="Times New Roman"/>
+                <w:sz w:val="20"/>
+                <w:szCs w:val="20"/>
+              </w:rPr>
+            </w:pPr>
+            <w:sdt>
+              <w:sdtPr>
+                <w14:checkbox>
+                  <w14:checked w14:val="0"/>
+                  <w14:checkedState w14:val="2612" w14:font="MS Gothic"/>
+                  <w14:uncheckedState w14:val="2610" w14:font="MS Gothic"/>
+                </w14:checkbox>
+              </w:sdtPr>
+              <w:sdtContent>
+                <w:r>
+                  <w:rPr>
+                    <w:rFonts w:ascii="MS Gothic" w:cs="MS Gothic" w:eastAsia="MS Gothic" w:hAnsi="MS Gothic"/>
+                    <w:sz w:val="20"/>
+                    <w:szCs w:val="20"/>
+                    <w:rtl w:val="0"/>
+                  </w:rPr>
+                  <w:t>☐</w:t>
+                </w:r>
+              </w:sdtContent>
+            </w:sdt>
+            <w:r>
+              <w:rPr>
+                <w:rFonts w:ascii="Times New Roman" w:cs="Times New Roman" w:eastAsia="Times New Roman" w:hAnsi="Times New Roman"/>
+                <w:sz w:val="20"/>
+                <w:szCs w:val="20"/>
+                <w:rtl w:val="0"/>
+              </w:rPr>
+              <w:tab/>
+            </w:r>
             <w:r>
               <w:rPr>
                 <w:rFonts w:ascii="Times New Roman" w:cs="Times New Roman" w:eastAsia="Times New Roman" w:hAnsi="Times New Roman"/>
@@ -889,18 +1072,43 @@
           </w:tcPr>
           <w:p>
             <w:pPr>
-              <w:numPr>
-                <w:ilvl w:val="0"/>
-                <w:numId w:val="2"/>
-              </w:numPr>
-              <w:spacing w:line="276" w:lineRule="auto"/>
-              <w:ind w:left="720" w:hanging="360"/>
-              <w:rPr>
-                <w:rFonts w:ascii="Times New Roman" w:cs="Times New Roman" w:eastAsia="Times New Roman" w:hAnsi="Times New Roman"/>
-                <w:sz w:val="20"/>
-                <w:szCs w:val="20"/>
-              </w:rPr>
-            </w:pPr>
+              <w:spacing w:line="276" w:lineRule="auto"/>
+              <w:ind w:left="720" w:hanging="720"/>
+              <w:rPr>
+                <w:rFonts w:ascii="Times New Roman" w:cs="Times New Roman" w:eastAsia="Times New Roman" w:hAnsi="Times New Roman"/>
+                <w:sz w:val="20"/>
+                <w:szCs w:val="20"/>
+              </w:rPr>
+            </w:pPr>
+            <w:sdt>
+              <w:sdtPr>
+                <w14:checkbox>
+                  <w14:checked w14:val="0"/>
+                  <w14:checkedState w14:val="2612" w14:font="MS Gothic"/>
+                  <w14:uncheckedState w14:val="2610" w14:font="MS Gothic"/>
+                </w14:checkbox>
+              </w:sdtPr>
+              <w:sdtContent>
+                <w:r>
+                  <w:rPr>
+                    <w:rFonts w:ascii="MS Gothic" w:cs="MS Gothic" w:eastAsia="MS Gothic" w:hAnsi="MS Gothic"/>
+                    <w:sz w:val="20"/>
+                    <w:szCs w:val="20"/>
+                    <w:rtl w:val="0"/>
+                  </w:rPr>
+                  <w:t>☐</w:t>
+                </w:r>
+              </w:sdtContent>
+            </w:sdt>
+            <w:r>
+              <w:rPr>
+                <w:rFonts w:ascii="Times New Roman" w:cs="Times New Roman" w:eastAsia="Times New Roman" w:hAnsi="Times New Roman"/>
+                <w:sz w:val="20"/>
+                <w:szCs w:val="20"/>
+                <w:rtl w:val="0"/>
+              </w:rPr>
+              <w:tab/>
+            </w:r>
             <w:r>
               <w:rPr>
                 <w:rFonts w:ascii="Times New Roman" w:cs="Times New Roman" w:eastAsia="Times New Roman" w:hAnsi="Times New Roman"/>
@@ -924,18 +1132,43 @@
           </w:tcPr>
           <w:p>
             <w:pPr>
-              <w:numPr>
-                <w:ilvl w:val="0"/>
-                <w:numId w:val="2"/>
-              </w:numPr>
-              <w:spacing w:line="276" w:lineRule="auto"/>
-              <w:ind w:left="720" w:hanging="360"/>
-              <w:rPr>
-                <w:rFonts w:ascii="Times New Roman" w:cs="Times New Roman" w:eastAsia="Times New Roman" w:hAnsi="Times New Roman"/>
-                <w:sz w:val="20"/>
-                <w:szCs w:val="20"/>
-              </w:rPr>
-            </w:pPr>
+              <w:spacing w:line="276" w:lineRule="auto"/>
+              <w:ind w:left="720" w:hanging="720"/>
+              <w:rPr>
+                <w:rFonts w:ascii="Times New Roman" w:cs="Times New Roman" w:eastAsia="Times New Roman" w:hAnsi="Times New Roman"/>
+                <w:sz w:val="20"/>
+                <w:szCs w:val="20"/>
+              </w:rPr>
+            </w:pPr>
+            <w:sdt>
+              <w:sdtPr>
+                <w14:checkbox>
+                  <w14:checked w14:val="0"/>
+                  <w14:checkedState w14:val="2612" w14:font="MS Gothic"/>
+                  <w14:uncheckedState w14:val="2610" w14:font="MS Gothic"/>
+                </w14:checkbox>
+              </w:sdtPr>
+              <w:sdtContent>
+                <w:r>
+                  <w:rPr>
+                    <w:rFonts w:ascii="MS Gothic" w:cs="MS Gothic" w:eastAsia="MS Gothic" w:hAnsi="MS Gothic"/>
+                    <w:sz w:val="20"/>
+                    <w:szCs w:val="20"/>
+                    <w:rtl w:val="0"/>
+                  </w:rPr>
+                  <w:t>☐</w:t>
+                </w:r>
+              </w:sdtContent>
+            </w:sdt>
+            <w:r>
+              <w:rPr>
+                <w:rFonts w:ascii="Times New Roman" w:cs="Times New Roman" w:eastAsia="Times New Roman" w:hAnsi="Times New Roman"/>
+                <w:sz w:val="20"/>
+                <w:szCs w:val="20"/>
+                <w:rtl w:val="0"/>
+              </w:rPr>
+              <w:tab/>
+            </w:r>
             <w:r>
               <w:rPr>
                 <w:rFonts w:ascii="Times New Roman" w:cs="Times New Roman" w:eastAsia="Times New Roman" w:hAnsi="Times New Roman"/>
@@ -959,18 +1192,43 @@
           </w:tcPr>
           <w:p>
             <w:pPr>
-              <w:numPr>
-                <w:ilvl w:val="0"/>
-                <w:numId w:val="2"/>
-              </w:numPr>
-              <w:spacing w:line="276" w:lineRule="auto"/>
-              <w:ind w:left="720" w:hanging="360"/>
-              <w:rPr>
-                <w:rFonts w:ascii="Times New Roman" w:cs="Times New Roman" w:eastAsia="Times New Roman" w:hAnsi="Times New Roman"/>
-                <w:sz w:val="20"/>
-                <w:szCs w:val="20"/>
-              </w:rPr>
-            </w:pPr>
+              <w:spacing w:line="276" w:lineRule="auto"/>
+              <w:ind w:left="720" w:hanging="720"/>
+              <w:rPr>
+                <w:rFonts w:ascii="Times New Roman" w:cs="Times New Roman" w:eastAsia="Times New Roman" w:hAnsi="Times New Roman"/>
+                <w:sz w:val="20"/>
+                <w:szCs w:val="20"/>
+              </w:rPr>
+            </w:pPr>
+            <w:sdt>
+              <w:sdtPr>
+                <w14:checkbox>
+                  <w14:checked w14:val="0"/>
+                  <w14:checkedState w14:val="2612" w14:font="MS Gothic"/>
+                  <w14:uncheckedState w14:val="2610" w14:font="MS Gothic"/>
+                </w14:checkbox>
+              </w:sdtPr>
+              <w:sdtContent>
+                <w:r>
+                  <w:rPr>
+                    <w:rFonts w:ascii="MS Gothic" w:cs="MS Gothic" w:eastAsia="MS Gothic" w:hAnsi="MS Gothic"/>
+                    <w:sz w:val="20"/>
+                    <w:szCs w:val="20"/>
+                    <w:rtl w:val="0"/>
+                  </w:rPr>
+                  <w:t>☐</w:t>
+                </w:r>
+              </w:sdtContent>
+            </w:sdt>
+            <w:r>
+              <w:rPr>
+                <w:rFonts w:ascii="Times New Roman" w:cs="Times New Roman" w:eastAsia="Times New Roman" w:hAnsi="Times New Roman"/>
+                <w:sz w:val="20"/>
+                <w:szCs w:val="20"/>
+                <w:rtl w:val="0"/>
+              </w:rPr>
+              <w:tab/>
+            </w:r>
             <w:r>
               <w:rPr>
                 <w:rFonts w:ascii="Times New Roman" w:cs="Times New Roman" w:eastAsia="Times New Roman" w:hAnsi="Times New Roman"/>
@@ -994,18 +1252,43 @@
           </w:tcPr>
           <w:p>
             <w:pPr>
-              <w:numPr>
-                <w:ilvl w:val="0"/>
-                <w:numId w:val="2"/>
-              </w:numPr>
-              <w:spacing w:line="276" w:lineRule="auto"/>
-              <w:ind w:left="720" w:hanging="360"/>
-              <w:rPr>
-                <w:rFonts w:ascii="Times New Roman" w:cs="Times New Roman" w:eastAsia="Times New Roman" w:hAnsi="Times New Roman"/>
-                <w:sz w:val="20"/>
-                <w:szCs w:val="20"/>
-              </w:rPr>
-            </w:pPr>
+              <w:spacing w:line="276" w:lineRule="auto"/>
+              <w:ind w:left="720" w:hanging="720"/>
+              <w:rPr>
+                <w:rFonts w:ascii="Times New Roman" w:cs="Times New Roman" w:eastAsia="Times New Roman" w:hAnsi="Times New Roman"/>
+                <w:sz w:val="20"/>
+                <w:szCs w:val="20"/>
+              </w:rPr>
+            </w:pPr>
+            <w:sdt>
+              <w:sdtPr>
+                <w14:checkbox>
+                  <w14:checked w14:val="0"/>
+                  <w14:checkedState w14:val="2612" w14:font="MS Gothic"/>
+                  <w14:uncheckedState w14:val="2610" w14:font="MS Gothic"/>
+                </w14:checkbox>
+              </w:sdtPr>
+              <w:sdtContent>
+                <w:r>
+                  <w:rPr>
+                    <w:rFonts w:ascii="MS Gothic" w:cs="MS Gothic" w:eastAsia="MS Gothic" w:hAnsi="MS Gothic"/>
+                    <w:sz w:val="20"/>
+                    <w:szCs w:val="20"/>
+                    <w:rtl w:val="0"/>
+                  </w:rPr>
+                  <w:t>☐</w:t>
+                </w:r>
+              </w:sdtContent>
+            </w:sdt>
+            <w:r>
+              <w:rPr>
+                <w:rFonts w:ascii="Times New Roman" w:cs="Times New Roman" w:eastAsia="Times New Roman" w:hAnsi="Times New Roman"/>
+                <w:sz w:val="20"/>
+                <w:szCs w:val="20"/>
+                <w:rtl w:val="0"/>
+              </w:rPr>
+              <w:tab/>
+            </w:r>
             <w:r>
               <w:rPr>
                 <w:rFonts w:ascii="Times New Roman" w:cs="Times New Roman" w:eastAsia="Times New Roman" w:hAnsi="Times New Roman"/>
@@ -1029,18 +1312,43 @@
           </w:tcPr>
           <w:p>
             <w:pPr>
-              <w:numPr>
-                <w:ilvl w:val="0"/>
-                <w:numId w:val="2"/>
-              </w:numPr>
-              <w:spacing w:line="276" w:lineRule="auto"/>
-              <w:ind w:left="720" w:hanging="360"/>
-              <w:rPr>
-                <w:rFonts w:ascii="Times New Roman" w:cs="Times New Roman" w:eastAsia="Times New Roman" w:hAnsi="Times New Roman"/>
-                <w:sz w:val="20"/>
-                <w:szCs w:val="20"/>
-              </w:rPr>
-            </w:pPr>
+              <w:spacing w:line="276" w:lineRule="auto"/>
+              <w:ind w:left="720" w:hanging="720"/>
+              <w:rPr>
+                <w:rFonts w:ascii="Times New Roman" w:cs="Times New Roman" w:eastAsia="Times New Roman" w:hAnsi="Times New Roman"/>
+                <w:sz w:val="20"/>
+                <w:szCs w:val="20"/>
+              </w:rPr>
+            </w:pPr>
+            <w:sdt>
+              <w:sdtPr>
+                <w14:checkbox>
+                  <w14:checked w14:val="0"/>
+                  <w14:checkedState w14:val="2612" w14:font="MS Gothic"/>
+                  <w14:uncheckedState w14:val="2610" w14:font="MS Gothic"/>
+                </w14:checkbox>
+              </w:sdtPr>
+              <w:sdtContent>
+                <w:r>
+                  <w:rPr>
+                    <w:rFonts w:ascii="MS Gothic" w:cs="MS Gothic" w:eastAsia="MS Gothic" w:hAnsi="MS Gothic"/>
+                    <w:sz w:val="20"/>
+                    <w:szCs w:val="20"/>
+                    <w:rtl w:val="0"/>
+                  </w:rPr>
+                  <w:t>☐</w:t>
+                </w:r>
+              </w:sdtContent>
+            </w:sdt>
+            <w:r>
+              <w:rPr>
+                <w:rFonts w:ascii="Times New Roman" w:cs="Times New Roman" w:eastAsia="Times New Roman" w:hAnsi="Times New Roman"/>
+                <w:sz w:val="20"/>
+                <w:szCs w:val="20"/>
+                <w:rtl w:val="0"/>
+              </w:rPr>
+              <w:tab/>
+            </w:r>
             <w:r>
               <w:rPr>
                 <w:rFonts w:ascii="Times New Roman" w:cs="Times New Roman" w:eastAsia="Times New Roman" w:hAnsi="Times New Roman"/>
@@ -1104,18 +1412,43 @@
           </w:tcPr>
           <w:p>
             <w:pPr>
-              <w:numPr>
-                <w:ilvl w:val="0"/>
-                <w:numId w:val="1"/>
-              </w:numPr>
-              <w:spacing w:line="276" w:lineRule="auto"/>
-              <w:ind w:left="720" w:hanging="360"/>
-              <w:rPr>
-                <w:rFonts w:ascii="Times New Roman" w:cs="Times New Roman" w:eastAsia="Times New Roman" w:hAnsi="Times New Roman"/>
-                <w:sz w:val="20"/>
-                <w:szCs w:val="20"/>
-              </w:rPr>
-            </w:pPr>
+              <w:spacing w:line="276" w:lineRule="auto"/>
+              <w:ind w:left="720" w:hanging="720"/>
+              <w:rPr>
+                <w:rFonts w:ascii="Times New Roman" w:cs="Times New Roman" w:eastAsia="Times New Roman" w:hAnsi="Times New Roman"/>
+                <w:sz w:val="20"/>
+                <w:szCs w:val="20"/>
+              </w:rPr>
+            </w:pPr>
+            <w:sdt>
+              <w:sdtPr>
+                <w14:checkbox>
+                  <w14:checked w14:val="0"/>
+                  <w14:checkedState w14:val="2612" w14:font="MS Gothic"/>
+                  <w14:uncheckedState w14:val="2610" w14:font="MS Gothic"/>
+                </w14:checkbox>
+              </w:sdtPr>
+              <w:sdtContent>
+                <w:r>
+                  <w:rPr>
+                    <w:rFonts w:ascii="MS Gothic" w:cs="MS Gothic" w:eastAsia="MS Gothic" w:hAnsi="MS Gothic"/>
+                    <w:sz w:val="20"/>
+                    <w:szCs w:val="20"/>
+                    <w:rtl w:val="0"/>
+                  </w:rPr>
+                  <w:t>☐</w:t>
+                </w:r>
+              </w:sdtContent>
+            </w:sdt>
+            <w:r>
+              <w:rPr>
+                <w:rFonts w:ascii="Times New Roman" w:cs="Times New Roman" w:eastAsia="Times New Roman" w:hAnsi="Times New Roman"/>
+                <w:sz w:val="20"/>
+                <w:szCs w:val="20"/>
+                <w:rtl w:val="0"/>
+              </w:rPr>
+              <w:tab/>
+            </w:r>
             <w:r>
               <w:rPr>
                 <w:rFonts w:ascii="Times New Roman" w:cs="Times New Roman" w:eastAsia="Times New Roman" w:hAnsi="Times New Roman"/>
@@ -1139,18 +1472,43 @@
           </w:tcPr>
           <w:p>
             <w:pPr>
-              <w:numPr>
-                <w:ilvl w:val="0"/>
-                <w:numId w:val="1"/>
-              </w:numPr>
-              <w:spacing w:line="276" w:lineRule="auto"/>
-              <w:ind w:left="720" w:hanging="360"/>
-              <w:rPr>
-                <w:rFonts w:ascii="Times New Roman" w:cs="Times New Roman" w:eastAsia="Times New Roman" w:hAnsi="Times New Roman"/>
-                <w:sz w:val="20"/>
-                <w:szCs w:val="20"/>
-              </w:rPr>
-            </w:pPr>
+              <w:spacing w:line="276" w:lineRule="auto"/>
+              <w:ind w:left="720" w:hanging="720"/>
+              <w:rPr>
+                <w:rFonts w:ascii="Times New Roman" w:cs="Times New Roman" w:eastAsia="Times New Roman" w:hAnsi="Times New Roman"/>
+                <w:sz w:val="20"/>
+                <w:szCs w:val="20"/>
+              </w:rPr>
+            </w:pPr>
+            <w:sdt>
+              <w:sdtPr>
+                <w14:checkbox>
+                  <w14:checked w14:val="0"/>
+                  <w14:checkedState w14:val="2612" w14:font="MS Gothic"/>
+                  <w14:uncheckedState w14:val="2610" w14:font="MS Gothic"/>
+                </w14:checkbox>
+              </w:sdtPr>
+              <w:sdtContent>
+                <w:r>
+                  <w:rPr>
+                    <w:rFonts w:ascii="MS Gothic" w:cs="MS Gothic" w:eastAsia="MS Gothic" w:hAnsi="MS Gothic"/>
+                    <w:sz w:val="20"/>
+                    <w:szCs w:val="20"/>
+                    <w:rtl w:val="0"/>
+                  </w:rPr>
+                  <w:t>☐</w:t>
+                </w:r>
+              </w:sdtContent>
+            </w:sdt>
+            <w:r>
+              <w:rPr>
+                <w:rFonts w:ascii="Times New Roman" w:cs="Times New Roman" w:eastAsia="Times New Roman" w:hAnsi="Times New Roman"/>
+                <w:sz w:val="20"/>
+                <w:szCs w:val="20"/>
+                <w:rtl w:val="0"/>
+              </w:rPr>
+              <w:tab/>
+            </w:r>
             <w:r>
               <w:rPr>
                 <w:rFonts w:ascii="Times New Roman" w:cs="Times New Roman" w:eastAsia="Times New Roman" w:hAnsi="Times New Roman"/>
@@ -1174,18 +1532,43 @@
           </w:tcPr>
           <w:p>
             <w:pPr>
-              <w:numPr>
-                <w:ilvl w:val="0"/>
-                <w:numId w:val="1"/>
-              </w:numPr>
-              <w:spacing w:line="276" w:lineRule="auto"/>
-              <w:ind w:left="720" w:hanging="360"/>
-              <w:rPr>
-                <w:rFonts w:ascii="Times New Roman" w:cs="Times New Roman" w:eastAsia="Times New Roman" w:hAnsi="Times New Roman"/>
-                <w:sz w:val="20"/>
-                <w:szCs w:val="20"/>
-              </w:rPr>
-            </w:pPr>
+              <w:spacing w:line="276" w:lineRule="auto"/>
+              <w:ind w:left="720" w:hanging="720"/>
+              <w:rPr>
+                <w:rFonts w:ascii="Times New Roman" w:cs="Times New Roman" w:eastAsia="Times New Roman" w:hAnsi="Times New Roman"/>
+                <w:sz w:val="20"/>
+                <w:szCs w:val="20"/>
+              </w:rPr>
+            </w:pPr>
+            <w:sdt>
+              <w:sdtPr>
+                <w14:checkbox>
+                  <w14:checked w14:val="0"/>
+                  <w14:checkedState w14:val="2612" w14:font="MS Gothic"/>
+                  <w14:uncheckedState w14:val="2610" w14:font="MS Gothic"/>
+                </w14:checkbox>
+              </w:sdtPr>
+              <w:sdtContent>
+                <w:r>
+                  <w:rPr>
+                    <w:rFonts w:ascii="MS Gothic" w:cs="MS Gothic" w:eastAsia="MS Gothic" w:hAnsi="MS Gothic"/>
+                    <w:sz w:val="20"/>
+                    <w:szCs w:val="20"/>
+                    <w:rtl w:val="0"/>
+                  </w:rPr>
+                  <w:t>☐</w:t>
+                </w:r>
+              </w:sdtContent>
+            </w:sdt>
+            <w:r>
+              <w:rPr>
+                <w:rFonts w:ascii="Times New Roman" w:cs="Times New Roman" w:eastAsia="Times New Roman" w:hAnsi="Times New Roman"/>
+                <w:sz w:val="20"/>
+                <w:szCs w:val="20"/>
+                <w:rtl w:val="0"/>
+              </w:rPr>
+              <w:tab/>
+            </w:r>
             <w:r>
               <w:rPr>
                 <w:rFonts w:ascii="Times New Roman" w:cs="Times New Roman" w:eastAsia="Times New Roman" w:hAnsi="Times New Roman"/>
@@ -1209,18 +1592,43 @@
           </w:tcPr>
           <w:p>
             <w:pPr>
-              <w:numPr>
-                <w:ilvl w:val="0"/>
-                <w:numId w:val="1"/>
-              </w:numPr>
-              <w:spacing w:line="276" w:lineRule="auto"/>
-              <w:ind w:left="720" w:hanging="360"/>
-              <w:rPr>
-                <w:rFonts w:ascii="Times New Roman" w:cs="Times New Roman" w:eastAsia="Times New Roman" w:hAnsi="Times New Roman"/>
-                <w:sz w:val="20"/>
-                <w:szCs w:val="20"/>
-              </w:rPr>
-            </w:pPr>
+              <w:spacing w:line="276" w:lineRule="auto"/>
+              <w:ind w:left="720" w:hanging="720"/>
+              <w:rPr>
+                <w:rFonts w:ascii="Times New Roman" w:cs="Times New Roman" w:eastAsia="Times New Roman" w:hAnsi="Times New Roman"/>
+                <w:sz w:val="20"/>
+                <w:szCs w:val="20"/>
+              </w:rPr>
+            </w:pPr>
+            <w:sdt>
+              <w:sdtPr>
+                <w14:checkbox>
+                  <w14:checked w14:val="0"/>
+                  <w14:checkedState w14:val="2612" w14:font="MS Gothic"/>
+                  <w14:uncheckedState w14:val="2610" w14:font="MS Gothic"/>
+                </w14:checkbox>
+              </w:sdtPr>
+              <w:sdtContent>
+                <w:r>
+                  <w:rPr>
+                    <w:rFonts w:ascii="MS Gothic" w:cs="MS Gothic" w:eastAsia="MS Gothic" w:hAnsi="MS Gothic"/>
+                    <w:sz w:val="20"/>
+                    <w:szCs w:val="20"/>
+                    <w:rtl w:val="0"/>
+                  </w:rPr>
+                  <w:t>☐</w:t>
+                </w:r>
+              </w:sdtContent>
+            </w:sdt>
+            <w:r>
+              <w:rPr>
+                <w:rFonts w:ascii="Times New Roman" w:cs="Times New Roman" w:eastAsia="Times New Roman" w:hAnsi="Times New Roman"/>
+                <w:sz w:val="20"/>
+                <w:szCs w:val="20"/>
+                <w:rtl w:val="0"/>
+              </w:rPr>
+              <w:tab/>
+            </w:r>
             <w:r>
               <w:rPr>
                 <w:rFonts w:ascii="Times New Roman" w:cs="Times New Roman" w:eastAsia="Times New Roman" w:hAnsi="Times New Roman"/>
@@ -1244,18 +1652,43 @@
           </w:tcPr>
           <w:p>
             <w:pPr>
-              <w:numPr>
-                <w:ilvl w:val="0"/>
-                <w:numId w:val="1"/>
-              </w:numPr>
-              <w:spacing w:line="276" w:lineRule="auto"/>
-              <w:ind w:left="720" w:hanging="360"/>
-              <w:rPr>
-                <w:rFonts w:ascii="Times New Roman" w:cs="Times New Roman" w:eastAsia="Times New Roman" w:hAnsi="Times New Roman"/>
-                <w:sz w:val="20"/>
-                <w:szCs w:val="20"/>
-              </w:rPr>
-            </w:pPr>
+              <w:spacing w:line="276" w:lineRule="auto"/>
+              <w:ind w:left="720" w:hanging="720"/>
+              <w:rPr>
+                <w:rFonts w:ascii="Times New Roman" w:cs="Times New Roman" w:eastAsia="Times New Roman" w:hAnsi="Times New Roman"/>
+                <w:sz w:val="20"/>
+                <w:szCs w:val="20"/>
+              </w:rPr>
+            </w:pPr>
+            <w:sdt>
+              <w:sdtPr>
+                <w14:checkbox>
+                  <w14:checked w14:val="0"/>
+                  <w14:checkedState w14:val="2612" w14:font="MS Gothic"/>
+                  <w14:uncheckedState w14:val="2610" w14:font="MS Gothic"/>
+                </w14:checkbox>
+              </w:sdtPr>
+              <w:sdtContent>
+                <w:r>
+                  <w:rPr>
+                    <w:rFonts w:ascii="MS Gothic" w:cs="MS Gothic" w:eastAsia="MS Gothic" w:hAnsi="MS Gothic"/>
+                    <w:sz w:val="20"/>
+                    <w:szCs w:val="20"/>
+                    <w:rtl w:val="0"/>
+                  </w:rPr>
+                  <w:t>☐</w:t>
+                </w:r>
+              </w:sdtContent>
+            </w:sdt>
+            <w:r>
+              <w:rPr>
+                <w:rFonts w:ascii="Times New Roman" w:cs="Times New Roman" w:eastAsia="Times New Roman" w:hAnsi="Times New Roman"/>
+                <w:sz w:val="20"/>
+                <w:szCs w:val="20"/>
+                <w:rtl w:val="0"/>
+              </w:rPr>
+              <w:tab/>
+            </w:r>
             <w:r>
               <w:rPr>
                 <w:rFonts w:ascii="Times New Roman" w:cs="Times New Roman" w:eastAsia="Times New Roman" w:hAnsi="Times New Roman"/>
@@ -1319,18 +1752,43 @@
           </w:tcPr>
           <w:p>
             <w:pPr>
-              <w:numPr>
-                <w:ilvl w:val="0"/>
-                <w:numId w:val="3"/>
-              </w:numPr>
-              <w:spacing w:line="276" w:lineRule="auto"/>
-              <w:ind w:left="720" w:hanging="360"/>
-              <w:rPr>
-                <w:rFonts w:ascii="Times New Roman" w:cs="Times New Roman" w:eastAsia="Times New Roman" w:hAnsi="Times New Roman"/>
-                <w:sz w:val="20"/>
-                <w:szCs w:val="20"/>
-              </w:rPr>
-            </w:pPr>
+              <w:spacing w:line="276" w:lineRule="auto"/>
+              <w:ind w:left="720" w:hanging="720"/>
+              <w:rPr>
+                <w:rFonts w:ascii="Times New Roman" w:cs="Times New Roman" w:eastAsia="Times New Roman" w:hAnsi="Times New Roman"/>
+                <w:sz w:val="20"/>
+                <w:szCs w:val="20"/>
+              </w:rPr>
+            </w:pPr>
+            <w:sdt>
+              <w:sdtPr>
+                <w14:checkbox>
+                  <w14:checked w14:val="0"/>
+                  <w14:checkedState w14:val="2612" w14:font="MS Gothic"/>
+                  <w14:uncheckedState w14:val="2610" w14:font="MS Gothic"/>
+                </w14:checkbox>
+              </w:sdtPr>
+              <w:sdtContent>
+                <w:r>
+                  <w:rPr>
+                    <w:rFonts w:ascii="MS Gothic" w:cs="MS Gothic" w:eastAsia="MS Gothic" w:hAnsi="MS Gothic"/>
+                    <w:sz w:val="20"/>
+                    <w:szCs w:val="20"/>
+                    <w:rtl w:val="0"/>
+                  </w:rPr>
+                  <w:t>☐</w:t>
+                </w:r>
+              </w:sdtContent>
+            </w:sdt>
+            <w:r>
+              <w:rPr>
+                <w:rFonts w:ascii="Times New Roman" w:cs="Times New Roman" w:eastAsia="Times New Roman" w:hAnsi="Times New Roman"/>
+                <w:sz w:val="20"/>
+                <w:szCs w:val="20"/>
+                <w:rtl w:val="0"/>
+              </w:rPr>
+              <w:tab/>
+            </w:r>
             <w:r>
               <w:rPr>
                 <w:rFonts w:ascii="Times New Roman" w:cs="Times New Roman" w:eastAsia="Times New Roman" w:hAnsi="Times New Roman"/>
@@ -1354,18 +1812,43 @@
           </w:tcPr>
           <w:p>
             <w:pPr>
-              <w:numPr>
-                <w:ilvl w:val="0"/>
-                <w:numId w:val="3"/>
-              </w:numPr>
-              <w:spacing w:line="276" w:lineRule="auto"/>
-              <w:ind w:left="720" w:hanging="360"/>
-              <w:rPr>
-                <w:rFonts w:ascii="Times New Roman" w:cs="Times New Roman" w:eastAsia="Times New Roman" w:hAnsi="Times New Roman"/>
-                <w:sz w:val="20"/>
-                <w:szCs w:val="20"/>
-              </w:rPr>
-            </w:pPr>
+              <w:spacing w:line="276" w:lineRule="auto"/>
+              <w:ind w:left="720" w:hanging="720"/>
+              <w:rPr>
+                <w:rFonts w:ascii="Times New Roman" w:cs="Times New Roman" w:eastAsia="Times New Roman" w:hAnsi="Times New Roman"/>
+                <w:sz w:val="20"/>
+                <w:szCs w:val="20"/>
+              </w:rPr>
+            </w:pPr>
+            <w:sdt>
+              <w:sdtPr>
+                <w14:checkbox>
+                  <w14:checked w14:val="0"/>
+                  <w14:checkedState w14:val="2612" w14:font="MS Gothic"/>
+                  <w14:uncheckedState w14:val="2610" w14:font="MS Gothic"/>
+                </w14:checkbox>
+              </w:sdtPr>
+              <w:sdtContent>
+                <w:r>
+                  <w:rPr>
+                    <w:rFonts w:ascii="MS Gothic" w:cs="MS Gothic" w:eastAsia="MS Gothic" w:hAnsi="MS Gothic"/>
+                    <w:sz w:val="20"/>
+                    <w:szCs w:val="20"/>
+                    <w:rtl w:val="0"/>
+                  </w:rPr>
+                  <w:t>☐</w:t>
+                </w:r>
+              </w:sdtContent>
+            </w:sdt>
+            <w:r>
+              <w:rPr>
+                <w:rFonts w:ascii="Times New Roman" w:cs="Times New Roman" w:eastAsia="Times New Roman" w:hAnsi="Times New Roman"/>
+                <w:sz w:val="20"/>
+                <w:szCs w:val="20"/>
+                <w:rtl w:val="0"/>
+              </w:rPr>
+              <w:tab/>
+            </w:r>
             <w:r>
               <w:rPr>
                 <w:rFonts w:ascii="Times New Roman" w:cs="Times New Roman" w:eastAsia="Times New Roman" w:hAnsi="Times New Roman"/>
@@ -1389,18 +1872,43 @@
           </w:tcPr>
           <w:p>
             <w:pPr>
-              <w:numPr>
-                <w:ilvl w:val="0"/>
-                <w:numId w:val="3"/>
-              </w:numPr>
-              <w:spacing w:line="276" w:lineRule="auto"/>
-              <w:ind w:left="720" w:hanging="360"/>
-              <w:rPr>
-                <w:rFonts w:ascii="Times New Roman" w:cs="Times New Roman" w:eastAsia="Times New Roman" w:hAnsi="Times New Roman"/>
-                <w:sz w:val="20"/>
-                <w:szCs w:val="20"/>
-              </w:rPr>
-            </w:pPr>
+              <w:spacing w:line="276" w:lineRule="auto"/>
+              <w:ind w:left="720" w:hanging="720"/>
+              <w:rPr>
+                <w:rFonts w:ascii="Times New Roman" w:cs="Times New Roman" w:eastAsia="Times New Roman" w:hAnsi="Times New Roman"/>
+                <w:sz w:val="20"/>
+                <w:szCs w:val="20"/>
+              </w:rPr>
+            </w:pPr>
+            <w:sdt>
+              <w:sdtPr>
+                <w14:checkbox>
+                  <w14:checked w14:val="0"/>
+                  <w14:checkedState w14:val="2612" w14:font="MS Gothic"/>
+                  <w14:uncheckedState w14:val="2610" w14:font="MS Gothic"/>
+                </w14:checkbox>
+              </w:sdtPr>
+              <w:sdtContent>
+                <w:r>
+                  <w:rPr>
+                    <w:rFonts w:ascii="MS Gothic" w:cs="MS Gothic" w:eastAsia="MS Gothic" w:hAnsi="MS Gothic"/>
+                    <w:sz w:val="20"/>
+                    <w:szCs w:val="20"/>
+                    <w:rtl w:val="0"/>
+                  </w:rPr>
+                  <w:t>☐</w:t>
+                </w:r>
+              </w:sdtContent>
+            </w:sdt>
+            <w:r>
+              <w:rPr>
+                <w:rFonts w:ascii="Times New Roman" w:cs="Times New Roman" w:eastAsia="Times New Roman" w:hAnsi="Times New Roman"/>
+                <w:sz w:val="20"/>
+                <w:szCs w:val="20"/>
+                <w:rtl w:val="0"/>
+              </w:rPr>
+              <w:tab/>
+            </w:r>
             <w:r>
               <w:rPr>
                 <w:rFonts w:ascii="Times New Roman" w:cs="Times New Roman" w:eastAsia="Times New Roman" w:hAnsi="Times New Roman"/>
@@ -1424,18 +1932,43 @@
           </w:tcPr>
           <w:p>
             <w:pPr>
-              <w:numPr>
-                <w:ilvl w:val="0"/>
-                <w:numId w:val="3"/>
-              </w:numPr>
-              <w:spacing w:line="276" w:lineRule="auto"/>
-              <w:ind w:left="720" w:hanging="360"/>
-              <w:rPr>
-                <w:rFonts w:ascii="Times New Roman" w:cs="Times New Roman" w:eastAsia="Times New Roman" w:hAnsi="Times New Roman"/>
-                <w:sz w:val="20"/>
-                <w:szCs w:val="20"/>
-              </w:rPr>
-            </w:pPr>
+              <w:spacing w:line="276" w:lineRule="auto"/>
+              <w:ind w:left="720" w:hanging="720"/>
+              <w:rPr>
+                <w:rFonts w:ascii="Times New Roman" w:cs="Times New Roman" w:eastAsia="Times New Roman" w:hAnsi="Times New Roman"/>
+                <w:sz w:val="20"/>
+                <w:szCs w:val="20"/>
+              </w:rPr>
+            </w:pPr>
+            <w:sdt>
+              <w:sdtPr>
+                <w14:checkbox>
+                  <w14:checked w14:val="0"/>
+                  <w14:checkedState w14:val="2612" w14:font="MS Gothic"/>
+                  <w14:uncheckedState w14:val="2610" w14:font="MS Gothic"/>
+                </w14:checkbox>
+              </w:sdtPr>
+              <w:sdtContent>
+                <w:r>
+                  <w:rPr>
+                    <w:rFonts w:ascii="MS Gothic" w:cs="MS Gothic" w:eastAsia="MS Gothic" w:hAnsi="MS Gothic"/>
+                    <w:sz w:val="20"/>
+                    <w:szCs w:val="20"/>
+                    <w:rtl w:val="0"/>
+                  </w:rPr>
+                  <w:t>☐</w:t>
+                </w:r>
+              </w:sdtContent>
+            </w:sdt>
+            <w:r>
+              <w:rPr>
+                <w:rFonts w:ascii="Times New Roman" w:cs="Times New Roman" w:eastAsia="Times New Roman" w:hAnsi="Times New Roman"/>
+                <w:sz w:val="20"/>
+                <w:szCs w:val="20"/>
+                <w:rtl w:val="0"/>
+              </w:rPr>
+              <w:tab/>
+            </w:r>
             <w:r>
               <w:rPr>
                 <w:rFonts w:ascii="Times New Roman" w:cs="Times New Roman" w:eastAsia="Times New Roman" w:hAnsi="Times New Roman"/>
@@ -1459,18 +1992,43 @@
           </w:tcPr>
           <w:p>
             <w:pPr>
-              <w:numPr>
-                <w:ilvl w:val="0"/>
-                <w:numId w:val="3"/>
-              </w:numPr>
-              <w:spacing w:line="276" w:lineRule="auto"/>
-              <w:ind w:left="720" w:hanging="360"/>
-              <w:rPr>
-                <w:rFonts w:ascii="Times New Roman" w:cs="Times New Roman" w:eastAsia="Times New Roman" w:hAnsi="Times New Roman"/>
-                <w:sz w:val="20"/>
-                <w:szCs w:val="20"/>
-              </w:rPr>
-            </w:pPr>
+              <w:spacing w:line="276" w:lineRule="auto"/>
+              <w:ind w:left="720" w:hanging="720"/>
+              <w:rPr>
+                <w:rFonts w:ascii="Times New Roman" w:cs="Times New Roman" w:eastAsia="Times New Roman" w:hAnsi="Times New Roman"/>
+                <w:sz w:val="20"/>
+                <w:szCs w:val="20"/>
+              </w:rPr>
+            </w:pPr>
+            <w:sdt>
+              <w:sdtPr>
+                <w14:checkbox>
+                  <w14:checked w14:val="0"/>
+                  <w14:checkedState w14:val="2612" w14:font="MS Gothic"/>
+                  <w14:uncheckedState w14:val="2610" w14:font="MS Gothic"/>
+                </w14:checkbox>
+              </w:sdtPr>
+              <w:sdtContent>
+                <w:r>
+                  <w:rPr>
+                    <w:rFonts w:ascii="MS Gothic" w:cs="MS Gothic" w:eastAsia="MS Gothic" w:hAnsi="MS Gothic"/>
+                    <w:sz w:val="20"/>
+                    <w:szCs w:val="20"/>
+                    <w:rtl w:val="0"/>
+                  </w:rPr>
+                  <w:t>☐</w:t>
+                </w:r>
+              </w:sdtContent>
+            </w:sdt>
+            <w:r>
+              <w:rPr>
+                <w:rFonts w:ascii="Times New Roman" w:cs="Times New Roman" w:eastAsia="Times New Roman" w:hAnsi="Times New Roman"/>
+                <w:sz w:val="20"/>
+                <w:szCs w:val="20"/>
+                <w:rtl w:val="0"/>
+              </w:rPr>
+              <w:tab/>
+            </w:r>
             <w:r>
               <w:rPr>
                 <w:rFonts w:ascii="Times New Roman" w:cs="Times New Roman" w:eastAsia="Times New Roman" w:hAnsi="Times New Roman"/>
@@ -1534,18 +2092,43 @@
           </w:tcPr>
           <w:p>
             <w:pPr>
-              <w:numPr>
-                <w:ilvl w:val="0"/>
-                <w:numId w:val="5"/>
-              </w:numPr>
-              <w:spacing w:line="276" w:lineRule="auto"/>
-              <w:ind w:left="720" w:hanging="360"/>
-              <w:rPr>
-                <w:rFonts w:ascii="Times New Roman" w:cs="Times New Roman" w:eastAsia="Times New Roman" w:hAnsi="Times New Roman"/>
-                <w:sz w:val="20"/>
-                <w:szCs w:val="20"/>
-              </w:rPr>
-            </w:pPr>
+              <w:spacing w:line="276" w:lineRule="auto"/>
+              <w:ind w:left="720" w:hanging="720"/>
+              <w:rPr>
+                <w:rFonts w:ascii="Times New Roman" w:cs="Times New Roman" w:eastAsia="Times New Roman" w:hAnsi="Times New Roman"/>
+                <w:sz w:val="20"/>
+                <w:szCs w:val="20"/>
+              </w:rPr>
+            </w:pPr>
+            <w:sdt>
+              <w:sdtPr>
+                <w14:checkbox>
+                  <w14:checked w14:val="0"/>
+                  <w14:checkedState w14:val="2612" w14:font="MS Gothic"/>
+                  <w14:uncheckedState w14:val="2610" w14:font="MS Gothic"/>
+                </w14:checkbox>
+              </w:sdtPr>
+              <w:sdtContent>
+                <w:r>
+                  <w:rPr>
+                    <w:rFonts w:ascii="MS Gothic" w:cs="MS Gothic" w:eastAsia="MS Gothic" w:hAnsi="MS Gothic"/>
+                    <w:sz w:val="20"/>
+                    <w:szCs w:val="20"/>
+                    <w:rtl w:val="0"/>
+                  </w:rPr>
+                  <w:t>☐</w:t>
+                </w:r>
+              </w:sdtContent>
+            </w:sdt>
+            <w:r>
+              <w:rPr>
+                <w:rFonts w:ascii="Times New Roman" w:cs="Times New Roman" w:eastAsia="Times New Roman" w:hAnsi="Times New Roman"/>
+                <w:sz w:val="20"/>
+                <w:szCs w:val="20"/>
+                <w:rtl w:val="0"/>
+              </w:rPr>
+              <w:tab/>
+            </w:r>
             <w:r>
               <w:rPr>
                 <w:rFonts w:ascii="Times New Roman" w:cs="Times New Roman" w:eastAsia="Times New Roman" w:hAnsi="Times New Roman"/>
@@ -1569,18 +2152,43 @@
           </w:tcPr>
           <w:p>
             <w:pPr>
-              <w:numPr>
-                <w:ilvl w:val="0"/>
-                <w:numId w:val="5"/>
-              </w:numPr>
-              <w:spacing w:line="276" w:lineRule="auto"/>
-              <w:ind w:left="720" w:hanging="360"/>
-              <w:rPr>
-                <w:rFonts w:ascii="Times New Roman" w:cs="Times New Roman" w:eastAsia="Times New Roman" w:hAnsi="Times New Roman"/>
-                <w:sz w:val="20"/>
-                <w:szCs w:val="20"/>
-              </w:rPr>
-            </w:pPr>
+              <w:spacing w:line="276" w:lineRule="auto"/>
+              <w:ind w:left="720" w:hanging="720"/>
+              <w:rPr>
+                <w:rFonts w:ascii="Times New Roman" w:cs="Times New Roman" w:eastAsia="Times New Roman" w:hAnsi="Times New Roman"/>
+                <w:sz w:val="20"/>
+                <w:szCs w:val="20"/>
+              </w:rPr>
+            </w:pPr>
+            <w:sdt>
+              <w:sdtPr>
+                <w14:checkbox>
+                  <w14:checked w14:val="0"/>
+                  <w14:checkedState w14:val="2612" w14:font="MS Gothic"/>
+                  <w14:uncheckedState w14:val="2610" w14:font="MS Gothic"/>
+                </w14:checkbox>
+              </w:sdtPr>
+              <w:sdtContent>
+                <w:r>
+                  <w:rPr>
+                    <w:rFonts w:ascii="MS Gothic" w:cs="MS Gothic" w:eastAsia="MS Gothic" w:hAnsi="MS Gothic"/>
+                    <w:sz w:val="20"/>
+                    <w:szCs w:val="20"/>
+                    <w:rtl w:val="0"/>
+                  </w:rPr>
+                  <w:t>☐</w:t>
+                </w:r>
+              </w:sdtContent>
+            </w:sdt>
+            <w:r>
+              <w:rPr>
+                <w:rFonts w:ascii="Times New Roman" w:cs="Times New Roman" w:eastAsia="Times New Roman" w:hAnsi="Times New Roman"/>
+                <w:sz w:val="20"/>
+                <w:szCs w:val="20"/>
+                <w:rtl w:val="0"/>
+              </w:rPr>
+              <w:tab/>
+            </w:r>
             <w:r>
               <w:rPr>
                 <w:rFonts w:ascii="Times New Roman" w:cs="Times New Roman" w:eastAsia="Times New Roman" w:hAnsi="Times New Roman"/>
@@ -1604,18 +2212,43 @@
           </w:tcPr>
           <w:p>
             <w:pPr>
-              <w:numPr>
-                <w:ilvl w:val="0"/>
-                <w:numId w:val="5"/>
-              </w:numPr>
-              <w:spacing w:line="276" w:lineRule="auto"/>
-              <w:ind w:left="720" w:hanging="360"/>
-              <w:rPr>
-                <w:rFonts w:ascii="Times New Roman" w:cs="Times New Roman" w:eastAsia="Times New Roman" w:hAnsi="Times New Roman"/>
-                <w:sz w:val="20"/>
-                <w:szCs w:val="20"/>
-              </w:rPr>
-            </w:pPr>
+              <w:spacing w:line="276" w:lineRule="auto"/>
+              <w:ind w:left="720" w:hanging="720"/>
+              <w:rPr>
+                <w:rFonts w:ascii="Times New Roman" w:cs="Times New Roman" w:eastAsia="Times New Roman" w:hAnsi="Times New Roman"/>
+                <w:sz w:val="20"/>
+                <w:szCs w:val="20"/>
+              </w:rPr>
+            </w:pPr>
+            <w:sdt>
+              <w:sdtPr>
+                <w14:checkbox>
+                  <w14:checked w14:val="0"/>
+                  <w14:checkedState w14:val="2612" w14:font="MS Gothic"/>
+                  <w14:uncheckedState w14:val="2610" w14:font="MS Gothic"/>
+                </w14:checkbox>
+              </w:sdtPr>
+              <w:sdtContent>
+                <w:r>
+                  <w:rPr>
+                    <w:rFonts w:ascii="MS Gothic" w:cs="MS Gothic" w:eastAsia="MS Gothic" w:hAnsi="MS Gothic"/>
+                    <w:sz w:val="20"/>
+                    <w:szCs w:val="20"/>
+                    <w:rtl w:val="0"/>
+                  </w:rPr>
+                  <w:t>☐</w:t>
+                </w:r>
+              </w:sdtContent>
+            </w:sdt>
+            <w:r>
+              <w:rPr>
+                <w:rFonts w:ascii="Times New Roman" w:cs="Times New Roman" w:eastAsia="Times New Roman" w:hAnsi="Times New Roman"/>
+                <w:sz w:val="20"/>
+                <w:szCs w:val="20"/>
+                <w:rtl w:val="0"/>
+              </w:rPr>
+              <w:tab/>
+            </w:r>
             <w:r>
               <w:rPr>
                 <w:rFonts w:ascii="Times New Roman" w:cs="Times New Roman" w:eastAsia="Times New Roman" w:hAnsi="Times New Roman"/>
@@ -1639,18 +2272,43 @@
           </w:tcPr>
           <w:p>
             <w:pPr>
-              <w:numPr>
-                <w:ilvl w:val="0"/>
-                <w:numId w:val="5"/>
-              </w:numPr>
-              <w:spacing w:line="276" w:lineRule="auto"/>
-              <w:ind w:left="720" w:hanging="360"/>
-              <w:rPr>
-                <w:rFonts w:ascii="Times New Roman" w:cs="Times New Roman" w:eastAsia="Times New Roman" w:hAnsi="Times New Roman"/>
-                <w:sz w:val="20"/>
-                <w:szCs w:val="20"/>
-              </w:rPr>
-            </w:pPr>
+              <w:spacing w:line="276" w:lineRule="auto"/>
+              <w:ind w:left="720" w:hanging="720"/>
+              <w:rPr>
+                <w:rFonts w:ascii="Times New Roman" w:cs="Times New Roman" w:eastAsia="Times New Roman" w:hAnsi="Times New Roman"/>
+                <w:sz w:val="20"/>
+                <w:szCs w:val="20"/>
+              </w:rPr>
+            </w:pPr>
+            <w:sdt>
+              <w:sdtPr>
+                <w14:checkbox>
+                  <w14:checked w14:val="0"/>
+                  <w14:checkedState w14:val="2612" w14:font="MS Gothic"/>
+                  <w14:uncheckedState w14:val="2610" w14:font="MS Gothic"/>
+                </w14:checkbox>
+              </w:sdtPr>
+              <w:sdtContent>
+                <w:r>
+                  <w:rPr>
+                    <w:rFonts w:ascii="MS Gothic" w:cs="MS Gothic" w:eastAsia="MS Gothic" w:hAnsi="MS Gothic"/>
+                    <w:sz w:val="20"/>
+                    <w:szCs w:val="20"/>
+                    <w:rtl w:val="0"/>
+                  </w:rPr>
+                  <w:t>☐</w:t>
+                </w:r>
+              </w:sdtContent>
+            </w:sdt>
+            <w:r>
+              <w:rPr>
+                <w:rFonts w:ascii="Times New Roman" w:cs="Times New Roman" w:eastAsia="Times New Roman" w:hAnsi="Times New Roman"/>
+                <w:sz w:val="20"/>
+                <w:szCs w:val="20"/>
+                <w:rtl w:val="0"/>
+              </w:rPr>
+              <w:tab/>
+            </w:r>
             <w:r>
               <w:rPr>
                 <w:rFonts w:ascii="Times New Roman" w:cs="Times New Roman" w:eastAsia="Times New Roman" w:hAnsi="Times New Roman"/>
@@ -1674,18 +2332,43 @@
           </w:tcPr>
           <w:p>
             <w:pPr>
-              <w:numPr>
-                <w:ilvl w:val="0"/>
-                <w:numId w:val="5"/>
-              </w:numPr>
-              <w:spacing w:line="276" w:lineRule="auto"/>
-              <w:ind w:left="720" w:hanging="360"/>
-              <w:rPr>
-                <w:rFonts w:ascii="Times New Roman" w:cs="Times New Roman" w:eastAsia="Times New Roman" w:hAnsi="Times New Roman"/>
-                <w:sz w:val="20"/>
-                <w:szCs w:val="20"/>
-              </w:rPr>
-            </w:pPr>
+              <w:spacing w:line="276" w:lineRule="auto"/>
+              <w:ind w:left="720" w:hanging="720"/>
+              <w:rPr>
+                <w:rFonts w:ascii="Times New Roman" w:cs="Times New Roman" w:eastAsia="Times New Roman" w:hAnsi="Times New Roman"/>
+                <w:sz w:val="20"/>
+                <w:szCs w:val="20"/>
+              </w:rPr>
+            </w:pPr>
+            <w:sdt>
+              <w:sdtPr>
+                <w14:checkbox>
+                  <w14:checked w14:val="0"/>
+                  <w14:checkedState w14:val="2612" w14:font="MS Gothic"/>
+                  <w14:uncheckedState w14:val="2610" w14:font="MS Gothic"/>
+                </w14:checkbox>
+              </w:sdtPr>
+              <w:sdtContent>
+                <w:r>
+                  <w:rPr>
+                    <w:rFonts w:ascii="MS Gothic" w:cs="MS Gothic" w:eastAsia="MS Gothic" w:hAnsi="MS Gothic"/>
+                    <w:sz w:val="20"/>
+                    <w:szCs w:val="20"/>
+                    <w:rtl w:val="0"/>
+                  </w:rPr>
+                  <w:t>☐</w:t>
+                </w:r>
+              </w:sdtContent>
+            </w:sdt>
+            <w:r>
+              <w:rPr>
+                <w:rFonts w:ascii="Times New Roman" w:cs="Times New Roman" w:eastAsia="Times New Roman" w:hAnsi="Times New Roman"/>
+                <w:sz w:val="20"/>
+                <w:szCs w:val="20"/>
+                <w:rtl w:val="0"/>
+              </w:rPr>
+              <w:tab/>
+            </w:r>
             <w:r>
               <w:rPr>
                 <w:rFonts w:ascii="Times New Roman" w:cs="Times New Roman" w:eastAsia="Times New Roman" w:hAnsi="Times New Roman"/>
